--- a/docs/Working with the repository.docx
+++ b/docs/Working with the repository.docx
@@ -1122,17 +1122,31 @@
           <w14:ligatures w14:val="none"/>
         </w:rPr>
       </w:pPr>
-      <w:r>
-        <w:rPr>
-          <w:rFonts w:ascii="Times New Roman" w:eastAsia="Times New Roman" w:hAnsi="Times New Roman" w:cs="Times New Roman"/>
-          <w:kern w:val="36"/>
-          <w:sz w:val="28"/>
-          <w:szCs w:val="28"/>
-          <w:lang w:eastAsia="ru-RU"/>
-          <w14:ligatures w14:val="none"/>
-        </w:rPr>
-        <w:t xml:space="preserve">git </w:t>
-      </w:r>
+      <w:proofErr w:type="spellStart"/>
+      <w:r>
+        <w:rPr>
+          <w:rFonts w:ascii="Times New Roman" w:eastAsia="Times New Roman" w:hAnsi="Times New Roman" w:cs="Times New Roman"/>
+          <w:kern w:val="36"/>
+          <w:sz w:val="28"/>
+          <w:szCs w:val="28"/>
+          <w:lang w:eastAsia="ru-RU"/>
+          <w14:ligatures w14:val="none"/>
+        </w:rPr>
+        <w:t>git</w:t>
+      </w:r>
+      <w:proofErr w:type="spellEnd"/>
+      <w:r>
+        <w:rPr>
+          <w:rFonts w:ascii="Times New Roman" w:eastAsia="Times New Roman" w:hAnsi="Times New Roman" w:cs="Times New Roman"/>
+          <w:kern w:val="36"/>
+          <w:sz w:val="28"/>
+          <w:szCs w:val="28"/>
+          <w:lang w:eastAsia="ru-RU"/>
+          <w14:ligatures w14:val="none"/>
+        </w:rPr>
+        <w:t xml:space="preserve"> </w:t>
+      </w:r>
+      <w:proofErr w:type="spellStart"/>
       <w:proofErr w:type="gramStart"/>
       <w:r>
         <w:rPr>
@@ -1143,7 +1157,19 @@
           <w:lang w:eastAsia="ru-RU"/>
           <w14:ligatures w14:val="none"/>
         </w:rPr>
-        <w:t>add .</w:t>
+        <w:t>add</w:t>
+      </w:r>
+      <w:proofErr w:type="spellEnd"/>
+      <w:r>
+        <w:rPr>
+          <w:rFonts w:ascii="Times New Roman" w:eastAsia="Times New Roman" w:hAnsi="Times New Roman" w:cs="Times New Roman"/>
+          <w:kern w:val="36"/>
+          <w:sz w:val="28"/>
+          <w:szCs w:val="28"/>
+          <w:lang w:eastAsia="ru-RU"/>
+          <w14:ligatures w14:val="none"/>
+        </w:rPr>
+        <w:t xml:space="preserve"> .</w:t>
       </w:r>
       <w:proofErr w:type="gramEnd"/>
     </w:p>
@@ -3307,7 +3333,7 @@
           <w:kern w:val="0"/>
           <w:sz w:val="28"/>
           <w:szCs w:val="28"/>
-          <w:lang w:eastAsia="ru-RU"/>
+          <w:lang w:val="en-US" w:eastAsia="ru-RU"/>
           <w14:ligatures w14:val="none"/>
         </w:rPr>
       </w:pPr>
@@ -3353,7 +3379,18 @@
           <w:lang w:eastAsia="ru-RU"/>
           <w14:ligatures w14:val="none"/>
         </w:rPr>
-        <w:t xml:space="preserve">подключено </w:t>
+        <w:t>подключено</w:t>
+      </w:r>
+      <w:r>
+        <w:rPr>
+          <w:rFonts w:ascii="Times New Roman" w:eastAsia="Times New Roman" w:hAnsi="Times New Roman" w:cs="Times New Roman"/>
+          <w:kern w:val="0"/>
+          <w:sz w:val="28"/>
+          <w:szCs w:val="28"/>
+          <w:lang w:val="en-US" w:eastAsia="ru-RU"/>
+          <w14:ligatures w14:val="none"/>
+        </w:rPr>
+        <w:t xml:space="preserve"> </w:t>
       </w:r>
       <w:r>
         <w:rPr>
@@ -3375,7 +3412,29 @@
           <w:lang w:eastAsia="ru-RU"/>
           <w14:ligatures w14:val="none"/>
         </w:rPr>
-        <w:t>получения парковок</w:t>
+        <w:t>получения</w:t>
+      </w:r>
+      <w:r>
+        <w:rPr>
+          <w:rFonts w:ascii="Times New Roman" w:eastAsia="Times New Roman" w:hAnsi="Times New Roman" w:cs="Times New Roman"/>
+          <w:kern w:val="0"/>
+          <w:sz w:val="28"/>
+          <w:szCs w:val="28"/>
+          <w:lang w:val="en-US" w:eastAsia="ru-RU"/>
+          <w14:ligatures w14:val="none"/>
+        </w:rPr>
+        <w:t xml:space="preserve"> </w:t>
+      </w:r>
+      <w:r>
+        <w:rPr>
+          <w:rFonts w:ascii="Times New Roman" w:eastAsia="Times New Roman" w:hAnsi="Times New Roman" w:cs="Times New Roman"/>
+          <w:kern w:val="0"/>
+          <w:sz w:val="28"/>
+          <w:szCs w:val="28"/>
+          <w:lang w:eastAsia="ru-RU"/>
+          <w14:ligatures w14:val="none"/>
+        </w:rPr>
+        <w:t>парковок</w:t>
       </w:r>
     </w:p>
     <w:sectPr>
